--- a/Backend/Director_Disclosure/Output_Disclosures/2024-25/ADANI_BUNKERING_LIMITED/DIR-8/DIR8_Birva_Patel_07203299.docx
+++ b/Backend/Director_Disclosure/Output_Disclosures/2024-25/ADANI_BUNKERING_LIMITED/DIR-8/DIR8_Birva_Patel_07203299.docx
@@ -189,7 +189,7 @@
           <w:b w:val="0"/>
           <w:sz w:val="23"/>
         </w:rPr>
-        <w:t>I, Birva Patel, son/daughter of Mr. {{FATHER_NAME}}, resident of _____________________________________________, India hereby give notice that I am/was a Director in the following companies during the last three years:-</w:t>
+        <w:t>I, BIRVA PATEL, son/daughter of Mr. {{FATHER_NAME}}, resident of _____________________________________________, India hereby give notice that I am/was a Director in the following companies during the last three years:-</w:t>
       </w:r>
     </w:p>
     <w:p>
@@ -340,6 +340,356 @@
                 <w:b w:val="0"/>
                 <w:sz w:val="23"/>
               </w:rPr>
+              <w:t>KPS1 TRANSMISSION LIMITED</w:t>
+            </w:r>
+          </w:p>
+        </w:tc>
+        <w:tc>
+          <w:tcPr>
+            <w:tcW w:type="dxa" w:w="2610"/>
+          </w:tcPr>
+          <w:p>
+            <w:pPr>
+              <w:spacing w:after="0"/>
+              <w:jc w:val="center"/>
+            </w:pPr>
+            <w:r>
+              <w:rPr>
+                <w:rFonts w:ascii="Adani" w:hAnsi="Adani" w:eastAsia="Adani" w:cs="Adani"/>
+                <w:b w:val="0"/>
+                <w:sz w:val="23"/>
+              </w:rPr>
+              <w:t>16/01/2026</w:t>
+            </w:r>
+          </w:p>
+        </w:tc>
+        <w:tc>
+          <w:tcPr>
+            <w:tcW w:type="dxa" w:w="2250"/>
+          </w:tcPr>
+          <w:p>
+            <w:pPr>
+              <w:spacing w:after="0"/>
+              <w:jc w:val="center"/>
+            </w:pPr>
+          </w:p>
+        </w:tc>
+      </w:tr>
+      <w:tr>
+        <w:tc>
+          <w:tcPr>
+            <w:tcW w:type="dxa" w:w="636"/>
+          </w:tcPr>
+          <w:p>
+            <w:pPr>
+              <w:spacing w:after="0"/>
+              <w:ind w:left="360"/>
+            </w:pPr>
+            <w:r>
+              <w:rPr>
+                <w:rFonts w:ascii="Adani" w:hAnsi="Adani" w:eastAsia="Adani" w:cs="Adani"/>
+                <w:b w:val="0"/>
+                <w:sz w:val="23"/>
+              </w:rPr>
+              <w:t>2</w:t>
+            </w:r>
+          </w:p>
+        </w:tc>
+        <w:tc>
+          <w:tcPr>
+            <w:tcW w:type="dxa" w:w="3864"/>
+          </w:tcPr>
+          <w:p>
+            <w:pPr>
+              <w:spacing w:after="0"/>
+              <w:jc w:val="both"/>
+            </w:pPr>
+            <w:r>
+              <w:rPr>
+                <w:rFonts w:ascii="Adani" w:hAnsi="Adani" w:eastAsia="Adani" w:cs="Adani"/>
+                <w:b w:val="0"/>
+                <w:sz w:val="23"/>
+              </w:rPr>
+              <w:t>PARSA KENTE COLLIERIES LIMITED</w:t>
+            </w:r>
+          </w:p>
+        </w:tc>
+        <w:tc>
+          <w:tcPr>
+            <w:tcW w:type="dxa" w:w="2610"/>
+          </w:tcPr>
+          <w:p>
+            <w:pPr>
+              <w:spacing w:after="0"/>
+              <w:jc w:val="center"/>
+            </w:pPr>
+            <w:r>
+              <w:rPr>
+                <w:rFonts w:ascii="Adani" w:hAnsi="Adani" w:eastAsia="Adani" w:cs="Adani"/>
+                <w:b w:val="0"/>
+                <w:sz w:val="23"/>
+              </w:rPr>
+              <w:t>31/07/2025</w:t>
+            </w:r>
+          </w:p>
+        </w:tc>
+        <w:tc>
+          <w:tcPr>
+            <w:tcW w:type="dxa" w:w="2250"/>
+          </w:tcPr>
+          <w:p>
+            <w:pPr>
+              <w:spacing w:after="0"/>
+              <w:jc w:val="center"/>
+            </w:pPr>
+          </w:p>
+        </w:tc>
+      </w:tr>
+      <w:tr>
+        <w:tc>
+          <w:tcPr>
+            <w:tcW w:type="dxa" w:w="636"/>
+          </w:tcPr>
+          <w:p>
+            <w:pPr>
+              <w:spacing w:after="0"/>
+              <w:ind w:left="360"/>
+            </w:pPr>
+            <w:r>
+              <w:rPr>
+                <w:rFonts w:ascii="Adani" w:hAnsi="Adani" w:eastAsia="Adani" w:cs="Adani"/>
+                <w:b w:val="0"/>
+                <w:sz w:val="23"/>
+              </w:rPr>
+              <w:t>3</w:t>
+            </w:r>
+          </w:p>
+        </w:tc>
+        <w:tc>
+          <w:tcPr>
+            <w:tcW w:type="dxa" w:w="3864"/>
+          </w:tcPr>
+          <w:p>
+            <w:pPr>
+              <w:spacing w:after="0"/>
+              <w:jc w:val="both"/>
+            </w:pPr>
+            <w:r>
+              <w:rPr>
+                <w:rFonts w:ascii="Adani" w:hAnsi="Adani" w:eastAsia="Adani" w:cs="Adani"/>
+                <w:b w:val="0"/>
+                <w:sz w:val="23"/>
+              </w:rPr>
+              <w:t>PRANEETHA ECOCABLES LIMITED</w:t>
+            </w:r>
+          </w:p>
+        </w:tc>
+        <w:tc>
+          <w:tcPr>
+            <w:tcW w:type="dxa" w:w="2610"/>
+          </w:tcPr>
+          <w:p>
+            <w:pPr>
+              <w:spacing w:after="0"/>
+              <w:jc w:val="center"/>
+            </w:pPr>
+            <w:r>
+              <w:rPr>
+                <w:rFonts w:ascii="Adani" w:hAnsi="Adani" w:eastAsia="Adani" w:cs="Adani"/>
+                <w:b w:val="0"/>
+                <w:sz w:val="23"/>
+              </w:rPr>
+              <w:t>19/03/2025</w:t>
+            </w:r>
+          </w:p>
+        </w:tc>
+        <w:tc>
+          <w:tcPr>
+            <w:tcW w:type="dxa" w:w="2250"/>
+          </w:tcPr>
+          <w:p>
+            <w:pPr>
+              <w:spacing w:after="0"/>
+              <w:jc w:val="center"/>
+            </w:pPr>
+          </w:p>
+        </w:tc>
+      </w:tr>
+      <w:tr>
+        <w:tc>
+          <w:tcPr>
+            <w:tcW w:type="dxa" w:w="636"/>
+          </w:tcPr>
+          <w:p>
+            <w:pPr>
+              <w:spacing w:after="0"/>
+              <w:ind w:left="360"/>
+            </w:pPr>
+            <w:r>
+              <w:rPr>
+                <w:rFonts w:ascii="Adani" w:hAnsi="Adani" w:eastAsia="Adani" w:cs="Adani"/>
+                <w:b w:val="0"/>
+                <w:sz w:val="23"/>
+              </w:rPr>
+              <w:t>4</w:t>
+            </w:r>
+          </w:p>
+        </w:tc>
+        <w:tc>
+          <w:tcPr>
+            <w:tcW w:type="dxa" w:w="3864"/>
+          </w:tcPr>
+          <w:p>
+            <w:pPr>
+              <w:spacing w:after="0"/>
+              <w:jc w:val="both"/>
+            </w:pPr>
+            <w:r>
+              <w:rPr>
+                <w:rFonts w:ascii="Adani" w:hAnsi="Adani" w:eastAsia="Adani" w:cs="Adani"/>
+                <w:b w:val="0"/>
+                <w:sz w:val="23"/>
+              </w:rPr>
+              <w:t>KUTCH COPPER LIMITED</w:t>
+            </w:r>
+          </w:p>
+        </w:tc>
+        <w:tc>
+          <w:tcPr>
+            <w:tcW w:type="dxa" w:w="2610"/>
+          </w:tcPr>
+          <w:p>
+            <w:pPr>
+              <w:spacing w:after="0"/>
+              <w:jc w:val="center"/>
+            </w:pPr>
+            <w:r>
+              <w:rPr>
+                <w:rFonts w:ascii="Adani" w:hAnsi="Adani" w:eastAsia="Adani" w:cs="Adani"/>
+                <w:b w:val="0"/>
+                <w:sz w:val="23"/>
+              </w:rPr>
+              <w:t>08/08/2023</w:t>
+            </w:r>
+          </w:p>
+        </w:tc>
+        <w:tc>
+          <w:tcPr>
+            <w:tcW w:type="dxa" w:w="2250"/>
+          </w:tcPr>
+          <w:p>
+            <w:pPr>
+              <w:spacing w:after="0"/>
+              <w:jc w:val="center"/>
+            </w:pPr>
+          </w:p>
+        </w:tc>
+      </w:tr>
+      <w:tr>
+        <w:tc>
+          <w:tcPr>
+            <w:tcW w:type="dxa" w:w="636"/>
+          </w:tcPr>
+          <w:p>
+            <w:pPr>
+              <w:spacing w:after="0"/>
+              <w:ind w:left="360"/>
+            </w:pPr>
+            <w:r>
+              <w:rPr>
+                <w:rFonts w:ascii="Adani" w:hAnsi="Adani" w:eastAsia="Adani" w:cs="Adani"/>
+                <w:b w:val="0"/>
+                <w:sz w:val="23"/>
+              </w:rPr>
+              <w:t>5</w:t>
+            </w:r>
+          </w:p>
+        </w:tc>
+        <w:tc>
+          <w:tcPr>
+            <w:tcW w:type="dxa" w:w="3864"/>
+          </w:tcPr>
+          <w:p>
+            <w:pPr>
+              <w:spacing w:after="0"/>
+              <w:jc w:val="both"/>
+            </w:pPr>
+            <w:r>
+              <w:rPr>
+                <w:rFonts w:ascii="Adani" w:hAnsi="Adani" w:eastAsia="Adani" w:cs="Adani"/>
+                <w:b w:val="0"/>
+                <w:sz w:val="23"/>
+              </w:rPr>
+              <w:t>IOT UTKAL ENERGY SERVICES LIMITED</w:t>
+            </w:r>
+          </w:p>
+        </w:tc>
+        <w:tc>
+          <w:tcPr>
+            <w:tcW w:type="dxa" w:w="2610"/>
+          </w:tcPr>
+          <w:p>
+            <w:pPr>
+              <w:spacing w:after="0"/>
+              <w:jc w:val="center"/>
+            </w:pPr>
+            <w:r>
+              <w:rPr>
+                <w:rFonts w:ascii="Adani" w:hAnsi="Adani" w:eastAsia="Adani" w:cs="Adani"/>
+                <w:b w:val="0"/>
+                <w:sz w:val="23"/>
+              </w:rPr>
+              <w:t>07/05/2023</w:t>
+            </w:r>
+          </w:p>
+        </w:tc>
+        <w:tc>
+          <w:tcPr>
+            <w:tcW w:type="dxa" w:w="2250"/>
+          </w:tcPr>
+          <w:p>
+            <w:pPr>
+              <w:spacing w:after="0"/>
+              <w:jc w:val="center"/>
+            </w:pPr>
+          </w:p>
+        </w:tc>
+      </w:tr>
+      <w:tr>
+        <w:tc>
+          <w:tcPr>
+            <w:tcW w:type="dxa" w:w="636"/>
+          </w:tcPr>
+          <w:p>
+            <w:pPr>
+              <w:spacing w:after="0"/>
+              <w:ind w:left="360"/>
+            </w:pPr>
+            <w:r>
+              <w:rPr>
+                <w:rFonts w:ascii="Adani" w:hAnsi="Adani" w:eastAsia="Adani" w:cs="Adani"/>
+                <w:b w:val="0"/>
+                <w:sz w:val="23"/>
+              </w:rPr>
+              <w:t>6</w:t>
+            </w:r>
+          </w:p>
+        </w:tc>
+        <w:tc>
+          <w:tcPr>
+            <w:tcW w:type="dxa" w:w="3864"/>
+          </w:tcPr>
+          <w:p>
+            <w:pPr>
+              <w:spacing w:after="0"/>
+              <w:jc w:val="both"/>
+            </w:pPr>
+            <w:r>
+              <w:rPr>
+                <w:rFonts w:ascii="Adani" w:hAnsi="Adani" w:eastAsia="Adani" w:cs="Adani"/>
+                <w:b w:val="0"/>
+                <w:sz w:val="23"/>
+              </w:rPr>
               <w:t>INDIANOIL ADANI VENTURES LIMITED</w:t>
             </w:r>
           </w:p>
@@ -391,147 +741,7 @@
                 <w:b w:val="0"/>
                 <w:sz w:val="23"/>
               </w:rPr>
-              <w:t>2</w:t>
-            </w:r>
-          </w:p>
-        </w:tc>
-        <w:tc>
-          <w:tcPr>
-            <w:tcW w:type="dxa" w:w="3864"/>
-          </w:tcPr>
-          <w:p>
-            <w:pPr>
-              <w:spacing w:after="0"/>
-              <w:jc w:val="both"/>
-            </w:pPr>
-            <w:r>
-              <w:rPr>
-                <w:rFonts w:ascii="Adani" w:hAnsi="Adani" w:eastAsia="Adani" w:cs="Adani"/>
-                <w:b w:val="0"/>
-                <w:sz w:val="23"/>
-              </w:rPr>
-              <w:t>ADANI TRACKS MANAGEMENT SERVICES LIMITED</w:t>
-            </w:r>
-          </w:p>
-        </w:tc>
-        <w:tc>
-          <w:tcPr>
-            <w:tcW w:type="dxa" w:w="2610"/>
-          </w:tcPr>
-          <w:p>
-            <w:pPr>
-              <w:spacing w:after="0"/>
-              <w:jc w:val="center"/>
-            </w:pPr>
-            <w:r>
-              <w:rPr>
-                <w:rFonts w:ascii="Adani" w:hAnsi="Adani" w:eastAsia="Adani" w:cs="Adani"/>
-                <w:b w:val="0"/>
-                <w:sz w:val="23"/>
-              </w:rPr>
-              <w:t>22/02/2022</w:t>
-            </w:r>
-          </w:p>
-        </w:tc>
-        <w:tc>
-          <w:tcPr>
-            <w:tcW w:type="dxa" w:w="2250"/>
-          </w:tcPr>
-          <w:p>
-            <w:pPr>
-              <w:spacing w:after="0"/>
-              <w:jc w:val="center"/>
-            </w:pPr>
-          </w:p>
-        </w:tc>
-      </w:tr>
-      <w:tr>
-        <w:tc>
-          <w:tcPr>
-            <w:tcW w:type="dxa" w:w="636"/>
-          </w:tcPr>
-          <w:p>
-            <w:pPr>
-              <w:spacing w:after="0"/>
-              <w:ind w:left="360"/>
-            </w:pPr>
-            <w:r>
-              <w:rPr>
-                <w:rFonts w:ascii="Adani" w:hAnsi="Adani" w:eastAsia="Adani" w:cs="Adani"/>
-                <w:b w:val="0"/>
-                <w:sz w:val="23"/>
-              </w:rPr>
-              <w:t>3</w:t>
-            </w:r>
-          </w:p>
-        </w:tc>
-        <w:tc>
-          <w:tcPr>
-            <w:tcW w:type="dxa" w:w="3864"/>
-          </w:tcPr>
-          <w:p>
-            <w:pPr>
-              <w:spacing w:after="0"/>
-              <w:jc w:val="both"/>
-            </w:pPr>
-            <w:r>
-              <w:rPr>
-                <w:rFonts w:ascii="Adani" w:hAnsi="Adani" w:eastAsia="Adani" w:cs="Adani"/>
-                <w:b w:val="0"/>
-                <w:sz w:val="23"/>
-              </w:rPr>
-              <w:t>ADANI AGRI FRESH LIMITED</w:t>
-            </w:r>
-          </w:p>
-        </w:tc>
-        <w:tc>
-          <w:tcPr>
-            <w:tcW w:type="dxa" w:w="2610"/>
-          </w:tcPr>
-          <w:p>
-            <w:pPr>
-              <w:spacing w:after="0"/>
-              <w:jc w:val="center"/>
-            </w:pPr>
-            <w:r>
-              <w:rPr>
-                <w:rFonts w:ascii="Adani" w:hAnsi="Adani" w:eastAsia="Adani" w:cs="Adani"/>
-                <w:b w:val="0"/>
-                <w:sz w:val="23"/>
-              </w:rPr>
-              <w:t>01/04/2021</w:t>
-            </w:r>
-          </w:p>
-        </w:tc>
-        <w:tc>
-          <w:tcPr>
-            <w:tcW w:type="dxa" w:w="2250"/>
-          </w:tcPr>
-          <w:p>
-            <w:pPr>
-              <w:spacing w:after="0"/>
-              <w:jc w:val="center"/>
-            </w:pPr>
-          </w:p>
-        </w:tc>
-      </w:tr>
-      <w:tr>
-        <w:tc>
-          <w:tcPr>
-            <w:tcW w:type="dxa" w:w="636"/>
-          </w:tcPr>
-          <w:p>
-            <w:pPr>
-              <w:spacing w:after="0"/>
-              <w:ind w:left="360"/>
-            </w:pPr>
-            <w:r>
-              <w:rPr>
-                <w:rFonts w:ascii="Adani" w:hAnsi="Adani" w:eastAsia="Adani" w:cs="Adani"/>
-                <w:b w:val="0"/>
-                <w:sz w:val="23"/>
-              </w:rPr>
-              <w:t>4</w:t>
+              <w:t>7</w:t>
             </w:r>
           </w:p>
         </w:tc>
@@ -601,7 +811,7 @@
                 <w:b w:val="0"/>
                 <w:sz w:val="23"/>
               </w:rPr>
-              <w:t>5</w:t>
+              <w:t>8</w:t>
             </w:r>
           </w:p>
         </w:tc>
@@ -671,77 +881,7 @@
                 <w:b w:val="0"/>
                 <w:sz w:val="23"/>
               </w:rPr>
-              <w:t>6</w:t>
-            </w:r>
-          </w:p>
-        </w:tc>
-        <w:tc>
-          <w:tcPr>
-            <w:tcW w:type="dxa" w:w="3864"/>
-          </w:tcPr>
-          <w:p>
-            <w:pPr>
-              <w:spacing w:after="0"/>
-              <w:jc w:val="both"/>
-            </w:pPr>
-            <w:r>
-              <w:rPr>
-                <w:rFonts w:ascii="Adani" w:hAnsi="Adani" w:eastAsia="Adani" w:cs="Adani"/>
-                <w:b w:val="0"/>
-                <w:sz w:val="23"/>
-              </w:rPr>
-              <w:t>ADANI BUNKERING LIMITED</w:t>
-            </w:r>
-          </w:p>
-        </w:tc>
-        <w:tc>
-          <w:tcPr>
-            <w:tcW w:type="dxa" w:w="2610"/>
-          </w:tcPr>
-          <w:p>
-            <w:pPr>
-              <w:spacing w:after="0"/>
-              <w:jc w:val="center"/>
-            </w:pPr>
-            <w:r>
-              <w:rPr>
-                <w:rFonts w:ascii="Adani" w:hAnsi="Adani" w:eastAsia="Adani" w:cs="Adani"/>
-                <w:b w:val="0"/>
-                <w:sz w:val="23"/>
-              </w:rPr>
-              <w:t>31/03/2018</w:t>
-            </w:r>
-          </w:p>
-        </w:tc>
-        <w:tc>
-          <w:tcPr>
-            <w:tcW w:type="dxa" w:w="2250"/>
-          </w:tcPr>
-          <w:p>
-            <w:pPr>
-              <w:spacing w:after="0"/>
-              <w:jc w:val="center"/>
-            </w:pPr>
-          </w:p>
-        </w:tc>
-      </w:tr>
-      <w:tr>
-        <w:tc>
-          <w:tcPr>
-            <w:tcW w:type="dxa" w:w="636"/>
-          </w:tcPr>
-          <w:p>
-            <w:pPr>
-              <w:spacing w:after="0"/>
-              <w:ind w:left="360"/>
-            </w:pPr>
-            <w:r>
-              <w:rPr>
-                <w:rFonts w:ascii="Adani" w:hAnsi="Adani" w:eastAsia="Adani" w:cs="Adani"/>
-                <w:b w:val="0"/>
-                <w:sz w:val="23"/>
-              </w:rPr>
-              <w:t>7</w:t>
+              <w:t>9</w:t>
             </w:r>
           </w:p>
         </w:tc>
@@ -811,7 +951,7 @@
                 <w:b w:val="0"/>
                 <w:sz w:val="23"/>
               </w:rPr>
-              <w:t>8</w:t>
+              <w:t>10</w:t>
             </w:r>
           </w:p>
         </w:tc>
@@ -830,7 +970,7 @@
                 <w:b w:val="0"/>
                 <w:sz w:val="23"/>
               </w:rPr>
-              <w:t>ADANI GREEN ENERGY (TAMILNADU) LIMITED</w:t>
+              <w:t>SATYA SAI AGROILS PRIVATE LIMITED</w:t>
             </w:r>
           </w:p>
         </w:tc>
@@ -849,7 +989,7 @@
                 <w:b w:val="0"/>
                 <w:sz w:val="23"/>
               </w:rPr>
-              <w:t>20/08/2016</w:t>
+              <w:t>04/06/2015</w:t>
             </w:r>
           </w:p>
         </w:tc>
@@ -881,7 +1021,7 @@
                 <w:b w:val="0"/>
                 <w:sz w:val="23"/>
               </w:rPr>
-              <w:t>9</w:t>
+              <w:t>11</w:t>
             </w:r>
           </w:p>
         </w:tc>
@@ -900,7 +1040,7 @@
                 <w:b w:val="0"/>
                 <w:sz w:val="23"/>
               </w:rPr>
-              <w:t>ADANI TRANSMISSION (INDIA) LIMITED</w:t>
+              <w:t>M &amp; B ENGINEERING LIMITED</w:t>
             </w:r>
           </w:p>
         </w:tc>
@@ -919,7 +1059,77 @@
                 <w:b w:val="0"/>
                 <w:sz w:val="23"/>
               </w:rPr>
-              <w:t>04/06/2015</w:t>
+              <w:t>01/11/2008</w:t>
+            </w:r>
+          </w:p>
+        </w:tc>
+        <w:tc>
+          <w:tcPr>
+            <w:tcW w:type="dxa" w:w="2250"/>
+          </w:tcPr>
+          <w:p>
+            <w:pPr>
+              <w:spacing w:after="0"/>
+              <w:jc w:val="center"/>
+            </w:pPr>
+          </w:p>
+        </w:tc>
+      </w:tr>
+      <w:tr>
+        <w:tc>
+          <w:tcPr>
+            <w:tcW w:type="dxa" w:w="636"/>
+          </w:tcPr>
+          <w:p>
+            <w:pPr>
+              <w:spacing w:after="0"/>
+              <w:ind w:left="360"/>
+            </w:pPr>
+            <w:r>
+              <w:rPr>
+                <w:rFonts w:ascii="Adani" w:hAnsi="Adani" w:eastAsia="Adani" w:cs="Adani"/>
+                <w:b w:val="0"/>
+                <w:sz w:val="23"/>
+              </w:rPr>
+              <w:t>12</w:t>
+            </w:r>
+          </w:p>
+        </w:tc>
+        <w:tc>
+          <w:tcPr>
+            <w:tcW w:type="dxa" w:w="3864"/>
+          </w:tcPr>
+          <w:p>
+            <w:pPr>
+              <w:spacing w:after="0"/>
+              <w:jc w:val="both"/>
+            </w:pPr>
+            <w:r>
+              <w:rPr>
+                <w:rFonts w:ascii="Adani" w:hAnsi="Adani" w:eastAsia="Adani" w:cs="Adani"/>
+                <w:b w:val="0"/>
+                <w:sz w:val="23"/>
+              </w:rPr>
+              <w:t>M &amp; B ENGINEERING LIMITED</w:t>
+            </w:r>
+          </w:p>
+        </w:tc>
+        <w:tc>
+          <w:tcPr>
+            <w:tcW w:type="dxa" w:w="2610"/>
+          </w:tcPr>
+          <w:p>
+            <w:pPr>
+              <w:spacing w:after="0"/>
+              <w:jc w:val="center"/>
+            </w:pPr>
+            <w:r>
+              <w:rPr>
+                <w:rFonts w:ascii="Adani" w:hAnsi="Adani" w:eastAsia="Adani" w:cs="Adani"/>
+                <w:b w:val="0"/>
+                <w:sz w:val="23"/>
+              </w:rPr>
+              <w:t>01/11/2008</w:t>
             </w:r>
           </w:p>
         </w:tc>
@@ -991,7 +1201,7 @@
         </w:rPr>
         <w:t xml:space="preserve">Name           </w:t>
         <w:tab/>
-        <w:t xml:space="preserve">:  Birva Patel</w:t>
+        <w:t xml:space="preserve">:  BIRVA PATEL</w:t>
       </w:r>
     </w:p>
     <w:p>
@@ -1035,7 +1245,7 @@
           <w:b w:val="0"/>
           <w:sz w:val="23"/>
         </w:rPr>
-        <w:t xml:space="preserve">Date: 04th May, 2026</w:t>
+        <w:t xml:space="preserve">Date: 15th May, 2026</w:t>
         <w:tab/>
       </w:r>
     </w:p>
